--- a/Paladin_Compliance_1.7_Governance_Failure_Modes.docx
+++ b/Paladin_Compliance_1.7_Governance_Failure_Modes.docx
@@ -194,7 +194,7 @@
           <w:color w:val="2F3A4A"/>
           <w:sz w:val="20"/>
         </w:rPr>
-        <w:t>The following taxonomy identifies recurring patterns through which governance degrades from accountable institutional decision-making into informal coordination, defensive documentation, or false assurance.</w:t>
+        <w:t>The following taxonomy identifies recurring patterns through which governance degrades from accountable institutional decision-making into informal coordination, defensive documentation, or false confidence.</w:t>
       </w:r>
     </w:p>
     <w:tbl>
@@ -802,7 +802,7 @@
                 <w:color w:val="2F3A4A"/>
                 <w:sz w:val="16"/>
               </w:rPr>
-              <w:t>Audit, customer assurance, or incident review may fail because evidence cannot prove the assertion made.</w:t>
+              <w:t>Audit, customer confidence, or incident review may fail because evidence cannot prove the assertion made.</w:t>
             </w:r>
           </w:p>
         </w:tc>
@@ -2329,7 +2329,7 @@
                 <w:color w:val="2F3A4A"/>
                 <w:sz w:val="16"/>
               </w:rPr>
-              <w:t>A vendor attestation gap receives quarterly extensions while customer assurance responses continue to imply full coverage.</w:t>
+              <w:t>A vendor attestation gap receives quarterly extensions while customer response continue to imply full coverage.</w:t>
             </w:r>
           </w:p>
         </w:tc>
@@ -3046,7 +3046,7 @@
                 <w:color w:val="2F3A4A"/>
                 <w:sz w:val="16"/>
               </w:rPr>
-              <w:t>Reporting volume false assurance</w:t>
+              <w:t>Reporting volume false confidence</w:t>
             </w:r>
           </w:p>
         </w:tc>
@@ -4066,7 +4066,7 @@
                 <w:color w:val="2F3A4A"/>
                 <w:sz w:val="16"/>
               </w:rPr>
-              <w:t>Decision authority that can balance commercial risk, assurance limits, and contractual exposure.</w:t>
+              <w:t>Decision authority that can balance commercial risk, confidence limits, and contractual exposure.</w:t>
             </w:r>
           </w:p>
         </w:tc>
@@ -5634,7 +5634,7 @@
                 <w:color w:val="2F3A4A"/>
                 <w:sz w:val="16"/>
               </w:rPr>
-              <w:t>An assurance response relies on AI-generated incident summaries without retaining source scope or human validation notes.</w:t>
+              <w:t>A confidence response relies on AI-generated incident summaries without retaining source scope or human validation notes.</w:t>
             </w:r>
           </w:p>
         </w:tc>
@@ -5803,7 +5803,7 @@
                 <w:color w:val="2F3A4A"/>
                 <w:sz w:val="16"/>
               </w:rPr>
-              <w:t>A complete-looking package may create false assurance and weaken later credibility.</w:t>
+              <w:t>A complete-looking package may create false confidence and weaken later credibility.</w:t>
             </w:r>
           </w:p>
         </w:tc>
@@ -6280,7 +6280,7 @@
                 <w:color w:val="2F3A4A"/>
                 <w:sz w:val="16"/>
               </w:rPr>
-              <w:t>A customer assurance package includes current artifacts, but no one confirms the response aligns with contractual commitments.</w:t>
+              <w:t>A customer confidence package includes current artifacts, but no one confirms the response aligns with contractual commitments.</w:t>
             </w:r>
           </w:p>
         </w:tc>
@@ -7120,7 +7120,7 @@
                 <w:color w:val="2F3A4A"/>
                 <w:sz w:val="16"/>
               </w:rPr>
-              <w:t>A vendor misses evidence delivery while the organization continues to make assurance statements to customers.</w:t>
+              <w:t>A vendor misses evidence delivery while the organization continues to make confidence statements to customers.</w:t>
             </w:r>
           </w:p>
         </w:tc>
@@ -7185,7 +7185,7 @@
           <w:color w:val="17365D"/>
           <w:sz w:val="30"/>
         </w:rPr>
-        <w:t>Governance Theater and False Assurance</w:t>
+        <w:t>Governance Theater and False Confidence</w:t>
       </w:r>
     </w:p>
     <w:p>
@@ -9130,7 +9130,7 @@
                 <w:color w:val="2F3A4A"/>
                 <w:sz w:val="16"/>
               </w:rPr>
-              <w:t>A sales assurance response inherits AI-generated caveats that legal did not review and compliance cannot trace.</w:t>
+              <w:t>A sales confidence response inherits AI-generated caveats that legal did not review and compliance cannot trace.</w:t>
             </w:r>
           </w:p>
         </w:tc>
@@ -9945,7 +9945,7 @@
                 <w:color w:val="2F3A4A"/>
                 <w:sz w:val="16"/>
               </w:rPr>
-              <w:t>An assurance response is sent with last-quarter evidence because the current control owner cannot meet the request window.</w:t>
+              <w:t>A confidence response is sent with last-quarter evidence because the current control owner cannot meet the request window.</w:t>
             </w:r>
           </w:p>
         </w:tc>
@@ -10575,7 +10575,7 @@
                 <w:color w:val="2F3A4A"/>
                 <w:sz w:val="16"/>
               </w:rPr>
-              <w:t>A new platform goes live while legacy control reports remain in the assurance package.</w:t>
+              <w:t>A new platform goes live while legacy control reports remain in the confidence package.</w:t>
             </w:r>
           </w:p>
         </w:tc>
